--- a/cpi-artifacts/EmailreceiverxlsxToXML/CPI-Mail-Reader_3/src/main/resources/scenarioflows/integrationflow/docs/Default_Collaboration.docx
+++ b/cpi-artifacts/EmailreceiverxlsxToXML/CPI-Mail-Reader_3/src/main/resources/scenarioflows/integrationflow/docs/Default_Collaboration.docx
@@ -285,7 +285,7 @@
     </w:p>
     <w:p>
       <w:r>
-        <w:t>Error generating documentation.</w:t>
+        <w:t>Documentation could not be generated due to API error.</w:t>
       </w:r>
     </w:p>
     <w:sectPr>
